--- a/youtube/2026-07-26-sp500-vs-orcan.docx
+++ b/youtube/2026-07-26-sp500-vs-orcan.docx
@@ -1044,38 +1044,38 @@
           <w:b w:val="false"/>
           <w:bCs w:val="false"/>
         </w:rPr>
-        <w:t xml:space="preserve">これから10年、月5万円を積み立てていくと、</w:t>
-      </w:r>
-    </w:p>
-    <w:p>
-      <w:pPr>
-        <w:spacing w:after="60" w:line="300"/>
-      </w:pPr>
-      <w:r>
-        <w:rPr>
-          <w:b w:val="false"/>
-          <w:bCs w:val="false"/>
-        </w:rPr>
-        <w:t xml:space="preserve">資産は数百万円の規模になっていきます。</w:t>
-      </w:r>
-    </w:p>
-    <w:p>
-      <w:pPr>
-        <w:spacing w:after="60" w:line="300"/>
-      </w:pPr>
-      <w:r>
-        <w:rPr>
-          <w:b w:val="false"/>
-          <w:bCs w:val="false"/>
-        </w:rPr>
-        <w:t xml:space="preserve">仮に年5％で回れば、8年で</w:t>
-      </w:r>
-      <w:r>
-        <w:rPr>
-          <w:b/>
-          <w:bCs/>
-        </w:rPr>
-        <w:t xml:space="preserve">約590万円</w:t>
+        <w:t xml:space="preserve">お二人の計画は、月5万円を、長く積み立てていく。</w:t>
+      </w:r>
+    </w:p>
+    <w:p>
+      <w:pPr>
+        <w:spacing w:after="60" w:line="300"/>
+      </w:pPr>
+      <w:r>
+        <w:rPr>
+          <w:b/>
+          <w:bCs/>
+        </w:rPr>
+        <w:t xml:space="preserve">10年で、元本600万円。</w:t>
+      </w:r>
+    </w:p>
+    <w:p>
+      <w:pPr>
+        <w:spacing w:after="60" w:line="300"/>
+      </w:pPr>
+      <w:r>
+        <w:rPr>
+          <w:b w:val="false"/>
+          <w:bCs w:val="false"/>
+        </w:rPr>
+        <w:t xml:space="preserve">仮に年5％で回れば、</w:t>
+      </w:r>
+      <w:r>
+        <w:rPr>
+          <w:b/>
+          <w:bCs/>
+        </w:rPr>
+        <w:t xml:space="preserve">約776万円</w:t>
       </w:r>
       <w:r>
         <w:rPr>
@@ -1094,7 +1094,7 @@
           <w:b w:val="false"/>
           <w:bCs w:val="false"/>
         </w:rPr>
-        <w:t xml:space="preserve">そして、その途中で、ほぼ確実に一度は来るものがあります。</w:t>
+        <w:t xml:space="preserve">そして、その10年の途中で、ほぼ確実に一度は来るものがあります。</w:t>
       </w:r>
     </w:p>
     <w:p>
@@ -1149,7 +1149,7 @@
           <w:b w:val="false"/>
           <w:bCs w:val="false"/>
         </w:rPr>
-        <w:t xml:space="preserve">590万が、300万台になる朝が来る、ということです。</w:t>
+        <w:t xml:space="preserve">積み上がった数百万円が、半分近くになる朝が来る、ということです。</w:t>
       </w:r>
     </w:p>
     <w:p>
@@ -1593,7 +1593,7 @@
           <w:b/>
           <w:bCs/>
         </w:rPr>
-        <w:t xml:space="preserve">「次の勝者」を生み続ける仕組みがある。</w:t>
+        <w:t xml:space="preserve">中身が自動で入れ替わり、「次の勝者」に乗り換え続ける。</w:t>
       </w:r>
     </w:p>
     <w:p>
@@ -1617,7 +1617,7 @@
           <w:b w:val="false"/>
           <w:bCs w:val="false"/>
         </w:rPr>
-        <w:t xml:space="preserve">いま強い会社が多い、ってことですか。</w:t>
+        <w:t xml:space="preserve">……どういうことですか。</w:t>
       </w:r>
     </w:p>
     <w:p>
@@ -1641,124 +1641,251 @@
           <w:b w:val="false"/>
           <w:bCs w:val="false"/>
         </w:rPr>
-        <w:t xml:space="preserve">それだけじゃないんです。</w:t>
-      </w:r>
-    </w:p>
-    <w:p>
-      <w:pPr>
-        <w:spacing w:after="60" w:line="300"/>
-      </w:pPr>
-      <w:r>
-        <w:rPr>
-          <w:b w:val="false"/>
-          <w:bCs w:val="false"/>
-        </w:rPr>
-        <w:t xml:space="preserve">エヌビディアは、30年前はほぼ無名の会社でした。</w:t>
-      </w:r>
-    </w:p>
-    <w:p>
-      <w:pPr>
-        <w:spacing w:after="60" w:line="300"/>
-      </w:pPr>
-      <w:r>
-        <w:rPr>
-          <w:b w:val="false"/>
-          <w:bCs w:val="false"/>
-        </w:rPr>
-        <w:t xml:space="preserve">アマゾンもグーグルも、30年ちょっと前は存在しないか、車庫の中です。</w:t>
-      </w:r>
-    </w:p>
-    <w:p>
-      <w:pPr>
-        <w:spacing w:after="60" w:line="300"/>
-      </w:pPr>
-      <w:r>
-        <w:rPr>
-          <w:b w:val="false"/>
-          <w:bCs w:val="false"/>
-        </w:rPr>
-        <w:t xml:space="preserve">いまの主役たちが「昔からの名門」ではなく、</w:t>
-      </w:r>
-    </w:p>
-    <w:p>
-      <w:pPr>
-        <w:spacing w:after="60" w:line="300"/>
-      </w:pPr>
-      <w:r>
-        <w:rPr>
-          <w:b/>
-          <w:bCs/>
-        </w:rPr>
-        <w:t xml:space="preserve">ぜんぶ途中から出てきた新顔</w:t>
-      </w:r>
-      <w:r>
-        <w:rPr>
-          <w:b w:val="false"/>
-          <w:bCs w:val="false"/>
-        </w:rPr>
-        <w:t xml:space="preserve">だという事実。</w:t>
-      </w:r>
-    </w:p>
-    <w:p>
-      <w:pPr>
-        <w:spacing w:after="60" w:line="300"/>
-      </w:pPr>
-      <w:r>
-        <w:rPr>
-          <w:b w:val="false"/>
-          <w:bCs w:val="false"/>
-        </w:rPr>
-        <w:t xml:space="preserve">これがアメリカ市場のいちばん強いところです。</w:t>
-      </w:r>
-    </w:p>
-    <w:p>
-      <w:pPr>
-        <w:spacing w:after="60" w:line="300"/>
-      </w:pPr>
-      <w:r>
-        <w:rPr>
-          <w:b w:val="false"/>
-          <w:bCs w:val="false"/>
-        </w:rPr>
-        <w:t xml:space="preserve">世界中の天才と投資マネーが集まって、</w:t>
-      </w:r>
-    </w:p>
-    <w:p>
-      <w:pPr>
-        <w:spacing w:after="60" w:line="300"/>
-      </w:pPr>
-      <w:r>
-        <w:rPr>
-          <w:b w:val="false"/>
-          <w:bCs w:val="false"/>
-        </w:rPr>
-        <w:t xml:space="preserve">次の勝者を生む「工場」が回り続けている。</w:t>
-      </w:r>
-    </w:p>
-    <w:p>
-      <w:pPr>
-        <w:spacing w:after="60" w:line="300"/>
-      </w:pPr>
-      <w:r>
-        <w:rPr>
-          <w:b w:val="false"/>
-          <w:bCs w:val="false"/>
-        </w:rPr>
-        <w:t xml:space="preserve">S&amp;P500を買うのは、いまの500社ではなく、</w:t>
-      </w:r>
-      <w:r>
-        <w:rPr>
-          <w:b/>
-          <w:bCs/>
-        </w:rPr>
-        <w:t xml:space="preserve">この工場ごと買う</w:t>
-      </w:r>
-      <w:r>
-        <w:rPr>
-          <w:b w:val="false"/>
-          <w:bCs w:val="false"/>
-        </w:rPr>
-        <w:t xml:space="preserve">ことです。</w:t>
+        <w:t xml:space="preserve">S&amp;P500は、「いまの大企業500社」を固定で持つ商品ではないんです。</w:t>
+      </w:r>
+    </w:p>
+    <w:p>
+      <w:pPr>
+        <w:spacing w:after="60" w:line="300"/>
+      </w:pPr>
+      <w:r>
+        <w:rPr>
+          <w:b w:val="false"/>
+          <w:bCs w:val="false"/>
+        </w:rPr>
+        <w:t xml:space="preserve">条件を満たした会社が新しく入り、衰えた会社は外される。</w:t>
+      </w:r>
+    </w:p>
+    <w:p>
+      <w:pPr>
+        <w:spacing w:after="60" w:line="300"/>
+      </w:pPr>
+      <w:r>
+        <w:rPr>
+          <w:b/>
+          <w:bCs/>
+        </w:rPr>
+        <w:t xml:space="preserve">中身が、定期的に入れ替わります。</w:t>
+      </w:r>
+    </w:p>
+    <w:p>
+      <w:pPr>
+        <w:spacing w:after="60" w:line="300"/>
+      </w:pPr>
+      <w:r>
+        <w:rPr>
+          <w:b w:val="false"/>
+          <w:bCs w:val="false"/>
+        </w:rPr>
+        <w:t xml:space="preserve">実際、30年前の米国の時価総額上位は、</w:t>
+      </w:r>
+    </w:p>
+    <w:p>
+      <w:pPr>
+        <w:spacing w:after="60" w:line="300"/>
+      </w:pPr>
+      <w:r>
+        <w:rPr>
+          <w:b w:val="false"/>
+          <w:bCs w:val="false"/>
+        </w:rPr>
+        <w:t xml:space="preserve">GE、エクソン、コカ・コーラといった顔ぶれでした。</w:t>
+      </w:r>
+    </w:p>
+    <w:p>
+      <w:pPr>
+        <w:spacing w:after="60" w:line="300"/>
+      </w:pPr>
+      <w:r>
+        <w:rPr>
+          <w:b w:val="false"/>
+          <w:bCs w:val="false"/>
+        </w:rPr>
+        <w:t xml:space="preserve">いまの上位は、エヌビディア、アップル、マイクロソフト、アマゾン。</w:t>
+      </w:r>
+    </w:p>
+    <w:p>
+      <w:pPr>
+        <w:spacing w:after="60" w:line="300"/>
+      </w:pPr>
+      <w:r>
+        <w:rPr>
+          <w:b/>
+          <w:bCs/>
+        </w:rPr>
+        <w:t xml:space="preserve">ほぼ総入れ替え</w:t>
+      </w:r>
+      <w:r>
+        <w:rPr>
+          <w:b w:val="false"/>
+          <w:bCs w:val="false"/>
+        </w:rPr>
+        <w:t xml:space="preserve">です。</w:t>
+      </w:r>
+    </w:p>
+    <w:p>
+      <w:pPr>
+        <w:spacing w:after="60" w:line="300"/>
+      </w:pPr>
+      <w:r>
+        <w:rPr>
+          <w:b w:val="false"/>
+          <w:bCs w:val="false"/>
+        </w:rPr>
+        <w:t xml:space="preserve">エヌビディアの創業は1993年。グーグルは1998年。</w:t>
+      </w:r>
+    </w:p>
+    <w:p>
+      <w:pPr>
+        <w:spacing w:after="60" w:line="300"/>
+      </w:pPr>
+      <w:r>
+        <w:rPr>
+          <w:b w:val="false"/>
+          <w:bCs w:val="false"/>
+        </w:rPr>
+        <w:t xml:space="preserve">30年前には影も形もなかった会社たちが、いまの主役です。</w:t>
+      </w:r>
+    </w:p>
+    <w:p>
+      <w:pPr>
+        <w:spacing w:after="60" w:before="280"/>
+      </w:pPr>
+      <w:r>
+        <w:rPr>
+          <w:b/>
+          <w:bCs/>
+        </w:rPr>
+        <w:t xml:space="preserve">【マネオ】</w:t>
+      </w:r>
+    </w:p>
+    <w:p>
+      <w:pPr>
+        <w:spacing w:after="60" w:line="300"/>
+      </w:pPr>
+      <w:r>
+        <w:rPr>
+          <w:b w:val="false"/>
+          <w:bCs w:val="false"/>
+        </w:rPr>
+        <w:t xml:space="preserve">じゃあ、いまの500社がダメになっても……。</w:t>
+      </w:r>
+    </w:p>
+    <w:p>
+      <w:pPr>
+        <w:spacing w:after="60" w:before="280"/>
+      </w:pPr>
+      <w:r>
+        <w:rPr>
+          <w:b/>
+          <w:bCs/>
+        </w:rPr>
+        <w:t xml:space="preserve">【こう】</w:t>
+      </w:r>
+    </w:p>
+    <w:p>
+      <w:pPr>
+        <w:spacing w:after="60" w:line="300"/>
+      </w:pPr>
+      <w:r>
+        <w:rPr>
+          <w:b w:val="false"/>
+          <w:bCs w:val="false"/>
+        </w:rPr>
+        <w:t xml:space="preserve">次の勝者が、勝手に入ってきます。</w:t>
+      </w:r>
+    </w:p>
+    <w:p>
+      <w:pPr>
+        <w:spacing w:after="60" w:line="300"/>
+      </w:pPr>
+      <w:r>
+        <w:rPr>
+          <w:b/>
+          <w:bCs/>
+        </w:rPr>
+        <w:t xml:space="preserve">個別の会社は衰えても、指数は死なない。</w:t>
+      </w:r>
+    </w:p>
+    <w:p>
+      <w:pPr>
+        <w:spacing w:after="60" w:line="300"/>
+      </w:pPr>
+      <w:r>
+        <w:rPr>
+          <w:b w:val="false"/>
+          <w:bCs w:val="false"/>
+        </w:rPr>
+        <w:t xml:space="preserve">そして、なぜアメリカから新顔が出続けるのか。ここにも数字があります。</w:t>
+      </w:r>
+    </w:p>
+    <w:p>
+      <w:pPr>
+        <w:spacing w:after="60" w:line="300"/>
+      </w:pPr>
+      <w:r>
+        <w:rPr>
+          <w:b w:val="false"/>
+          <w:bCs w:val="false"/>
+        </w:rPr>
+        <w:t xml:space="preserve">世界のベンチャー投資の</w:t>
+      </w:r>
+      <w:r>
+        <w:rPr>
+          <w:b/>
+          <w:bCs/>
+        </w:rPr>
+        <w:t xml:space="preserve">約半分</w:t>
+      </w:r>
+      <w:r>
+        <w:rPr>
+          <w:b w:val="false"/>
+          <w:bCs w:val="false"/>
+        </w:rPr>
+        <w:t xml:space="preserve">は、アメリカに集まっています。</w:t>
+      </w:r>
+    </w:p>
+    <w:p>
+      <w:pPr>
+        <w:spacing w:after="60" w:line="300"/>
+      </w:pPr>
+      <w:r>
+        <w:rPr>
+          <w:b w:val="false"/>
+          <w:bCs w:val="false"/>
+        </w:rPr>
+        <w:t xml:space="preserve">エヌビディアのファンCEOは台湾生まれ。</w:t>
+      </w:r>
+    </w:p>
+    <w:p>
+      <w:pPr>
+        <w:spacing w:after="60" w:line="300"/>
+      </w:pPr>
+      <w:r>
+        <w:rPr>
+          <w:b w:val="false"/>
+          <w:bCs w:val="false"/>
+        </w:rPr>
+        <w:t xml:space="preserve">グーグルの共同創業者ブリンは、旧ソ連の生まれです。</w:t>
+      </w:r>
+    </w:p>
+    <w:p>
+      <w:pPr>
+        <w:spacing w:after="60" w:line="300"/>
+      </w:pPr>
+      <w:r>
+        <w:rPr>
+          <w:b/>
+          <w:bCs/>
+        </w:rPr>
+        <w:t xml:space="preserve">世界中の頭脳とお金を吸い込んで、次の勝者を作り続けている国</w:t>
+      </w:r>
+      <w:r>
+        <w:rPr>
+          <w:b w:val="false"/>
+          <w:bCs w:val="false"/>
+        </w:rPr>
+        <w:t xml:space="preserve">なんです。</w:t>
       </w:r>
     </w:p>
     <w:p>
@@ -1777,43 +1904,284 @@
           <w:b/>
           <w:bCs/>
         </w:rPr>
-        <w:t xml:space="preserve">株主のほうを向いた市場である。</w:t>
-      </w:r>
-    </w:p>
-    <w:p>
-      <w:pPr>
-        <w:spacing w:after="60" w:line="300"/>
-      </w:pPr>
-      <w:r>
-        <w:rPr>
-          <w:b w:val="false"/>
-          <w:bCs w:val="false"/>
-        </w:rPr>
-        <w:t xml:space="preserve">アメリカの経営者の仕事は、はっきりしています。株価を上げることです。</w:t>
-      </w:r>
-    </w:p>
-    <w:p>
-      <w:pPr>
-        <w:spacing w:after="60" w:line="300"/>
-      </w:pPr>
-      <w:r>
-        <w:rPr>
-          <w:b w:val="false"/>
-          <w:bCs w:val="false"/>
-        </w:rPr>
-        <w:t xml:space="preserve">自社株買いも増配も当たり前の文化。会計や法制度の透明性も高い。</w:t>
-      </w:r>
-    </w:p>
-    <w:p>
-      <w:pPr>
-        <w:spacing w:after="60" w:line="300"/>
-      </w:pPr>
-      <w:r>
-        <w:rPr>
-          <w:b w:val="false"/>
-          <w:bCs w:val="false"/>
-        </w:rPr>
-        <w:t xml:space="preserve">だから、企業の稼ぎが株価に反映されやすいんです。</w:t>
+        <w:t xml:space="preserve">自社株買いが、リターンを機械的に押し上げている。</w:t>
+      </w:r>
+    </w:p>
+    <w:p>
+      <w:pPr>
+        <w:spacing w:after="60" w:before="280"/>
+      </w:pPr>
+      <w:r>
+        <w:rPr>
+          <w:b/>
+          <w:bCs/>
+        </w:rPr>
+        <w:t xml:space="preserve">【マネミ】</w:t>
+      </w:r>
+    </w:p>
+    <w:p>
+      <w:pPr>
+        <w:spacing w:after="60" w:line="300"/>
+      </w:pPr>
+      <w:r>
+        <w:rPr>
+          <w:b w:val="false"/>
+          <w:bCs w:val="false"/>
+        </w:rPr>
+        <w:t xml:space="preserve">自社株買い……？</w:t>
+      </w:r>
+    </w:p>
+    <w:p>
+      <w:pPr>
+        <w:spacing w:after="60" w:before="280"/>
+      </w:pPr>
+      <w:r>
+        <w:rPr>
+          <w:b/>
+          <w:bCs/>
+        </w:rPr>
+        <w:t xml:space="preserve">【こう】</w:t>
+      </w:r>
+    </w:p>
+    <w:p>
+      <w:pPr>
+        <w:spacing w:after="60" w:line="300"/>
+      </w:pPr>
+      <w:r>
+        <w:rPr>
+          <w:b w:val="false"/>
+          <w:bCs w:val="false"/>
+        </w:rPr>
+        <w:t xml:space="preserve">会社が、自分の会社の株を市場から買って、消すことです。</w:t>
+      </w:r>
+    </w:p>
+    <w:p>
+      <w:pPr>
+        <w:spacing w:after="60" w:line="300"/>
+      </w:pPr>
+      <w:r>
+        <w:rPr>
+          <w:b w:val="false"/>
+          <w:bCs w:val="false"/>
+        </w:rPr>
+        <w:t xml:space="preserve">ピザをイメージしてください。</w:t>
+      </w:r>
+    </w:p>
+    <w:p>
+      <w:pPr>
+        <w:spacing w:after="60" w:line="300"/>
+      </w:pPr>
+      <w:r>
+        <w:rPr>
+          <w:b w:val="false"/>
+          <w:bCs w:val="false"/>
+        </w:rPr>
+        <w:t xml:space="preserve">ピザの大きさが、会社の利益。株の数が、切り分ける人数です。</w:t>
+      </w:r>
+    </w:p>
+    <w:p>
+      <w:pPr>
+        <w:spacing w:after="60" w:line="300"/>
+      </w:pPr>
+      <w:r>
+        <w:rPr>
+          <w:b/>
+          <w:bCs/>
+        </w:rPr>
+        <w:t xml:space="preserve">ピザの大きさが同じでも、人数が減れば、1人分は増えますよね。</w:t>
+      </w:r>
+    </w:p>
+    <w:p>
+      <w:pPr>
+        <w:spacing w:after="60" w:before="280"/>
+      </w:pPr>
+      <w:r>
+        <w:rPr>
+          <w:b/>
+          <w:bCs/>
+        </w:rPr>
+        <w:t xml:space="preserve">【マネオ】</w:t>
+      </w:r>
+    </w:p>
+    <w:p>
+      <w:pPr>
+        <w:spacing w:after="60" w:line="300"/>
+      </w:pPr>
+      <w:r>
+        <w:rPr>
+          <w:b w:val="false"/>
+          <w:bCs w:val="false"/>
+        </w:rPr>
+        <w:t xml:space="preserve">ああ、取り分が増える。</w:t>
+      </w:r>
+    </w:p>
+    <w:p>
+      <w:pPr>
+        <w:spacing w:after="60" w:before="280"/>
+      </w:pPr>
+      <w:r>
+        <w:rPr>
+          <w:b/>
+          <w:bCs/>
+        </w:rPr>
+        <w:t xml:space="preserve">【こう】</w:t>
+      </w:r>
+    </w:p>
+    <w:p>
+      <w:pPr>
+        <w:spacing w:after="60" w:line="300"/>
+      </w:pPr>
+      <w:r>
+        <w:rPr>
+          <w:b w:val="false"/>
+          <w:bCs w:val="false"/>
+        </w:rPr>
+        <w:t xml:space="preserve">アメリカでは、これが桁違いの規模で行われています。</w:t>
+      </w:r>
+    </w:p>
+    <w:p>
+      <w:pPr>
+        <w:spacing w:after="60" w:line="300"/>
+      </w:pPr>
+      <w:r>
+        <w:rPr>
+          <w:b w:val="false"/>
+          <w:bCs w:val="false"/>
+        </w:rPr>
+        <w:t xml:space="preserve">S&amp;P500企業の自社株買いは、</w:t>
+      </w:r>
+      <w:r>
+        <w:rPr>
+          <w:b/>
+          <w:bCs/>
+        </w:rPr>
+        <w:t xml:space="preserve">年間およそ1兆ドル。日本円で150兆円規模</w:t>
+      </w:r>
+      <w:r>
+        <w:rPr>
+          <w:b w:val="false"/>
+          <w:bCs w:val="false"/>
+        </w:rPr>
+        <w:t xml:space="preserve">です。</w:t>
+      </w:r>
+    </w:p>
+    <w:p>
+      <w:pPr>
+        <w:spacing w:after="60" w:line="300"/>
+      </w:pPr>
+      <w:r>
+        <w:rPr>
+          <w:b w:val="false"/>
+          <w:bCs w:val="false"/>
+        </w:rPr>
+        <w:t xml:space="preserve">これによって、1株あたりの利益は</w:t>
+      </w:r>
+    </w:p>
+    <w:p>
+      <w:pPr>
+        <w:spacing w:after="60" w:line="300"/>
+      </w:pPr>
+      <w:r>
+        <w:rPr>
+          <w:b/>
+          <w:bCs/>
+        </w:rPr>
+        <w:t xml:space="preserve">毎年1〜2％ずつ、機械的に押し上げられてきた</w:t>
+      </w:r>
+      <w:r>
+        <w:rPr>
+          <w:b w:val="false"/>
+          <w:bCs w:val="false"/>
+        </w:rPr>
+        <w:t xml:space="preserve">と言われます。</w:t>
+      </w:r>
+    </w:p>
+    <w:p>
+      <w:pPr>
+        <w:spacing w:after="60" w:line="300"/>
+      </w:pPr>
+      <w:r>
+        <w:rPr>
+          <w:b w:val="false"/>
+          <w:bCs w:val="false"/>
+        </w:rPr>
+        <w:t xml:space="preserve">S&amp;P500の長期リターンは年10％前後と言われますが、</w:t>
+      </w:r>
+    </w:p>
+    <w:p>
+      <w:pPr>
+        <w:spacing w:after="60" w:line="300"/>
+      </w:pPr>
+      <w:r>
+        <w:rPr>
+          <w:b w:val="false"/>
+          <w:bCs w:val="false"/>
+        </w:rPr>
+        <w:t xml:space="preserve">そのうち1〜2％分は、業績ではなく</w:t>
+      </w:r>
+      <w:r>
+        <w:rPr>
+          <w:b/>
+          <w:bCs/>
+        </w:rPr>
+        <w:t xml:space="preserve">株数の削減</w:t>
+      </w:r>
+      <w:r>
+        <w:rPr>
+          <w:b w:val="false"/>
+          <w:bCs w:val="false"/>
+        </w:rPr>
+        <w:t xml:space="preserve">が作ってきた計算です。</w:t>
+      </w:r>
+    </w:p>
+    <w:p>
+      <w:pPr>
+        <w:spacing w:after="60" w:line="300"/>
+      </w:pPr>
+      <w:r>
+        <w:rPr>
+          <w:b w:val="false"/>
+          <w:bCs w:val="false"/>
+        </w:rPr>
+        <w:t xml:space="preserve">しかも、アメリカの経営者は報酬が株価に連動しています。</w:t>
+      </w:r>
+    </w:p>
+    <w:p>
+      <w:pPr>
+        <w:spacing w:after="60" w:line="300"/>
+      </w:pPr>
+      <w:r>
+        <w:rPr>
+          <w:b w:val="false"/>
+          <w:bCs w:val="false"/>
+        </w:rPr>
+        <w:t xml:space="preserve">「株主のために株価を上げる」ことが、</w:t>
+      </w:r>
+    </w:p>
+    <w:p>
+      <w:pPr>
+        <w:spacing w:after="60" w:line="300"/>
+      </w:pPr>
+      <w:r>
+        <w:rPr>
+          <w:b w:val="false"/>
+          <w:bCs w:val="false"/>
+        </w:rPr>
+        <w:t xml:space="preserve">文化ではなく</w:t>
+      </w:r>
+      <w:r>
+        <w:rPr>
+          <w:b/>
+          <w:bCs/>
+        </w:rPr>
+        <w:t xml:space="preserve">制度として</w:t>
+      </w:r>
+      <w:r>
+        <w:rPr>
+          <w:b w:val="false"/>
+          <w:bCs w:val="false"/>
+        </w:rPr>
+        <w:t xml:space="preserve">組み込まれているんです。</w:t>
       </w:r>
     </w:p>
     <w:p>
@@ -1844,7 +2212,69 @@
           <w:b w:val="false"/>
           <w:bCs w:val="false"/>
         </w:rPr>
-        <w:t xml:space="preserve">S&amp;P500企業の売上の半分近くは海外というデータもあります。</w:t>
+        <w:t xml:space="preserve">S&amp;P500企業の売上のうち、</w:t>
+      </w:r>
+      <w:r>
+        <w:rPr>
+          <w:b/>
+          <w:bCs/>
+        </w:rPr>
+        <w:t xml:space="preserve">約4割は海外</w:t>
+      </w:r>
+      <w:r>
+        <w:rPr>
+          <w:b w:val="false"/>
+          <w:bCs w:val="false"/>
+        </w:rPr>
+        <w:t xml:space="preserve">です。</w:t>
+      </w:r>
+    </w:p>
+    <w:p>
+      <w:pPr>
+        <w:spacing w:after="60" w:line="300"/>
+      </w:pPr>
+      <w:r>
+        <w:rPr>
+          <w:b w:val="false"/>
+          <w:bCs w:val="false"/>
+        </w:rPr>
+        <w:t xml:space="preserve">アップルやエヌビディアのようなハイテクに限れば、</w:t>
+      </w:r>
+    </w:p>
+    <w:p>
+      <w:pPr>
+        <w:spacing w:after="60" w:line="300"/>
+      </w:pPr>
+      <w:r>
+        <w:rPr>
+          <w:b w:val="false"/>
+          <w:bCs w:val="false"/>
+        </w:rPr>
+        <w:t xml:space="preserve">5割を超えるというデータもあります。</w:t>
+      </w:r>
+    </w:p>
+    <w:p>
+      <w:pPr>
+        <w:spacing w:after="60" w:line="300"/>
+      </w:pPr>
+      <w:r>
+        <w:rPr>
+          <w:b w:val="false"/>
+          <w:bCs w:val="false"/>
+        </w:rPr>
+        <w:t xml:space="preserve">iPhoneは世界中で売れて、クラウドは世界中の会社が使う。</w:t>
+      </w:r>
+    </w:p>
+    <w:p>
+      <w:pPr>
+        <w:spacing w:after="60" w:line="300"/>
+      </w:pPr>
+      <w:r>
+        <w:rPr>
+          <w:b w:val="false"/>
+          <w:bCs w:val="false"/>
+        </w:rPr>
+        <w:t xml:space="preserve">「アメリカ一国に賭ける」という批判は、半分しか当たっていません。</w:t>
       </w:r>
     </w:p>
     <w:p>
@@ -1889,31 +2319,107 @@
           <w:b/>
           <w:bCs/>
         </w:rPr>
-        <w:t xml:space="preserve">人とお金が、まだ増える国である。</w:t>
-      </w:r>
-    </w:p>
-    <w:p>
-      <w:pPr>
-        <w:spacing w:after="60" w:line="300"/>
-      </w:pPr>
-      <w:r>
-        <w:rPr>
-          <w:b w:val="false"/>
-          <w:bCs w:val="false"/>
-        </w:rPr>
-        <w:t xml:space="preserve">主要先進国でほぼ唯一、人口が増え続ける見通しの国。</w:t>
-      </w:r>
-    </w:p>
-    <w:p>
-      <w:pPr>
-        <w:spacing w:after="60" w:line="300"/>
-      </w:pPr>
-      <w:r>
-        <w:rPr>
-          <w:b w:val="false"/>
-          <w:bCs w:val="false"/>
-        </w:rPr>
-        <w:t xml:space="preserve">そして世界の外貨準備の6割近くを占める、基軸通貨のドルがある。</w:t>
+        <w:t xml:space="preserve">人が増え続ける、数少ない先進国である。</w:t>
+      </w:r>
+    </w:p>
+    <w:p>
+      <w:pPr>
+        <w:spacing w:after="60" w:line="300"/>
+      </w:pPr>
+      <w:r>
+        <w:rPr>
+          <w:b w:val="false"/>
+          <w:bCs w:val="false"/>
+        </w:rPr>
+        <w:t xml:space="preserve">アメリカの人口は、いま約3.4億人。</w:t>
+      </w:r>
+    </w:p>
+    <w:p>
+      <w:pPr>
+        <w:spacing w:after="60" w:line="300"/>
+      </w:pPr>
+      <w:r>
+        <w:rPr>
+          <w:b w:val="false"/>
+          <w:bCs w:val="false"/>
+        </w:rPr>
+        <w:t xml:space="preserve">国連の推計では、2050年ごろに</w:t>
+      </w:r>
+      <w:r>
+        <w:rPr>
+          <w:b/>
+          <w:bCs/>
+        </w:rPr>
+        <w:t xml:space="preserve">約3.8億人</w:t>
+      </w:r>
+      <w:r>
+        <w:rPr>
+          <w:b w:val="false"/>
+          <w:bCs w:val="false"/>
+        </w:rPr>
+        <w:t xml:space="preserve">まで増える見通しです。</w:t>
+      </w:r>
+    </w:p>
+    <w:p>
+      <w:pPr>
+        <w:spacing w:after="60" w:line="300"/>
+      </w:pPr>
+      <w:r>
+        <w:rPr>
+          <w:b w:val="false"/>
+          <w:bCs w:val="false"/>
+        </w:rPr>
+        <w:t xml:space="preserve">日本を含む多くの先進国が人口減少に向かう中で、</w:t>
+      </w:r>
+    </w:p>
+    <w:p>
+      <w:pPr>
+        <w:spacing w:after="60" w:line="300"/>
+      </w:pPr>
+      <w:r>
+        <w:rPr>
+          <w:b/>
+          <w:bCs/>
+        </w:rPr>
+        <w:t xml:space="preserve">消費する人も、働く人も、まだ増え続ける。</w:t>
+      </w:r>
+    </w:p>
+    <w:p>
+      <w:pPr>
+        <w:spacing w:after="60" w:line="300"/>
+      </w:pPr>
+      <w:r>
+        <w:rPr>
+          <w:b w:val="false"/>
+          <w:bCs w:val="false"/>
+        </w:rPr>
+        <w:t xml:space="preserve">さらに、世界の外貨準備の</w:t>
+      </w:r>
+      <w:r>
+        <w:rPr>
+          <w:b/>
+          <w:bCs/>
+        </w:rPr>
+        <w:t xml:space="preserve">6割近くはドル</w:t>
+      </w:r>
+      <w:r>
+        <w:rPr>
+          <w:b w:val="false"/>
+          <w:bCs w:val="false"/>
+        </w:rPr>
+        <w:t xml:space="preserve">です。</w:t>
+      </w:r>
+    </w:p>
+    <w:p>
+      <w:pPr>
+        <w:spacing w:after="60" w:line="300"/>
+      </w:pPr>
+      <w:r>
+        <w:rPr>
+          <w:b w:val="false"/>
+          <w:bCs w:val="false"/>
+        </w:rPr>
+        <w:t xml:space="preserve">世界のお金の置き場所で、あり続けているということです。</w:t>
       </w:r>
     </w:p>
     <w:p>
@@ -1937,7 +2443,7 @@
           <w:b w:val="false"/>
           <w:bCs w:val="false"/>
         </w:rPr>
-        <w:t xml:space="preserve">……アメリカ、強いんですね。</w:t>
+        <w:t xml:space="preserve">……数字で聞くと、納得感が違いますね。</w:t>
       </w:r>
     </w:p>
     <w:p>
@@ -1961,7 +2467,7 @@
           <w:b w:val="false"/>
           <w:bCs w:val="false"/>
         </w:rPr>
-        <w:t xml:space="preserve">強いです。だからこそ、</w:t>
+        <w:t xml:space="preserve">強いんです。だからこそ、</w:t>
       </w:r>
       <w:r>
         <w:rPr>
@@ -2491,81 +2997,55 @@
           <w:b w:val="false"/>
           <w:bCs w:val="false"/>
         </w:rPr>
-        <w:t xml:space="preserve">生みの親のマーコウィッツは、こう言ったと伝えられています。</w:t>
-      </w:r>
-    </w:p>
-    <w:p>
-      <w:pPr>
-        <w:spacing w:after="60" w:line="300"/>
-      </w:pPr>
-      <w:r>
-        <w:rPr>
-          <w:b/>
-          <w:bCs/>
-        </w:rPr>
-        <w:t xml:space="preserve">「分散は、投資の世界で唯一のタダ飯（フリーランチ）だ」。</w:t>
-      </w:r>
-    </w:p>
-    <w:p>
-      <w:pPr>
-        <w:spacing w:after="60" w:line="300"/>
-      </w:pPr>
-      <w:r>
-        <w:rPr>
-          <w:b w:val="false"/>
-          <w:bCs w:val="false"/>
-        </w:rPr>
-        <w:t xml:space="preserve">リターンを取りにいけばリスクも増える。これが投資の原則です。</w:t>
-      </w:r>
-    </w:p>
-    <w:p>
-      <w:pPr>
-        <w:spacing w:after="60" w:line="300"/>
-      </w:pPr>
-      <w:r>
-        <w:rPr>
-          <w:b w:val="false"/>
-          <w:bCs w:val="false"/>
-        </w:rPr>
-        <w:t xml:space="preserve">その中で唯一、</w:t>
-      </w:r>
-      <w:r>
-        <w:rPr>
-          <w:b/>
-          <w:bCs/>
-        </w:rPr>
-        <w:t xml:space="preserve">リターンを諦めずにリスクだけ下げられる方法</w:t>
-      </w:r>
-      <w:r>
-        <w:rPr>
-          <w:b w:val="false"/>
-          <w:bCs w:val="false"/>
-        </w:rPr>
-        <w:t xml:space="preserve">が、分散。</w:t>
-      </w:r>
-    </w:p>
-    <w:p>
-      <w:pPr>
-        <w:spacing w:after="60" w:line="300"/>
-      </w:pPr>
-      <w:r>
-        <w:rPr>
-          <w:b w:val="false"/>
-          <w:bCs w:val="false"/>
-        </w:rPr>
-        <w:t xml:space="preserve">だから「タダ飯」なんです。</w:t>
-      </w:r>
-    </w:p>
-    <w:p>
-      <w:pPr>
-        <w:spacing w:after="60" w:line="300"/>
-      </w:pPr>
-      <w:r>
-        <w:rPr>
-          <w:b w:val="false"/>
-          <w:bCs w:val="false"/>
-        </w:rPr>
-        <w:t xml:space="preserve">理論の結論はシンプルです。</w:t>
+        <w:t xml:space="preserve">中身は、こういう理論です。</w:t>
+      </w:r>
+    </w:p>
+    <w:p>
+      <w:pPr>
+        <w:spacing w:after="60" w:line="300"/>
+      </w:pPr>
+      <w:r>
+        <w:rPr>
+          <w:b w:val="false"/>
+          <w:bCs w:val="false"/>
+        </w:rPr>
+        <w:t xml:space="preserve">値動きの違うものを幅広く組み合わせると、</w:t>
+      </w:r>
+    </w:p>
+    <w:p>
+      <w:pPr>
+        <w:spacing w:after="60" w:line="300"/>
+      </w:pPr>
+      <w:r>
+        <w:rPr>
+          <w:b/>
+          <w:bCs/>
+        </w:rPr>
+        <w:t xml:space="preserve">リターンを保ったまま、リスクだけを下げられる。</w:t>
+      </w:r>
+    </w:p>
+    <w:p>
+      <w:pPr>
+        <w:spacing w:after="60" w:line="300"/>
+      </w:pPr>
+      <w:r>
+        <w:rPr>
+          <w:b w:val="false"/>
+          <w:bCs w:val="false"/>
+        </w:rPr>
+        <w:t xml:space="preserve">これを数学的に証明した学問です。</w:t>
+      </w:r>
+    </w:p>
+    <w:p>
+      <w:pPr>
+        <w:spacing w:after="60" w:line="300"/>
+      </w:pPr>
+      <w:r>
+        <w:rPr>
+          <w:b w:val="false"/>
+          <w:bCs w:val="false"/>
+        </w:rPr>
+        <w:t xml:space="preserve">結論はシンプルです。</w:t>
       </w:r>
     </w:p>
     <w:p>
@@ -3922,19 +4402,19 @@
           <w:b w:val="false"/>
           <w:bCs w:val="false"/>
         </w:rPr>
-        <w:t xml:space="preserve">途中でいくらか下がっても、上がって、</w:t>
-      </w:r>
-    </w:p>
-    <w:p>
-      <w:pPr>
-        <w:spacing w:after="60" w:line="300"/>
-      </w:pPr>
-      <w:r>
-        <w:rPr>
-          <w:b w:val="false"/>
-          <w:bCs w:val="false"/>
-        </w:rPr>
-        <w:t xml:space="preserve">一時は</w:t>
+        <w:t xml:space="preserve">あのとき言われた「10年で約776万」に向けて、</w:t>
+      </w:r>
+    </w:p>
+    <w:p>
+      <w:pPr>
+        <w:spacing w:after="60" w:line="300"/>
+      </w:pPr>
+      <w:r>
+        <w:rPr>
+          <w:b w:val="false"/>
+          <w:bCs w:val="false"/>
+        </w:rPr>
+        <w:t xml:space="preserve">8年目で、評価額は</w:t>
       </w:r>
       <w:r>
         <w:rPr>
@@ -3948,7 +4428,7 @@
           <w:b w:val="false"/>
           <w:bCs w:val="false"/>
         </w:rPr>
-        <w:t xml:space="preserve">くらいまでいきました。</w:t>
+        <w:t xml:space="preserve">まで来てました。順調だったんです。</w:t>
       </w:r>
     </w:p>
     <w:p>
@@ -4999,31 +5479,31 @@
           <w:b w:val="false"/>
           <w:bCs w:val="false"/>
         </w:rPr>
-        <w:t xml:space="preserve">検算済み（劇中の仮定シナリオ）：月5万×8年・年5％＝評価約590万／暴落▲35％で383万・損失確定約97万／持ち続け＋積立継続なら10年後約850万／底からの戻りほぼ倍</w:t>
-      </w:r>
-    </w:p>
-    <w:p>
-      <w:pPr>
-        <w:spacing w:after="60" w:line="300"/>
-      </w:pPr>
-      <w:r>
-        <w:rPr>
-          <w:b w:val="false"/>
-          <w:bCs w:val="false"/>
-        </w:rPr>
-        <w:t xml:space="preserve">要検算：暴落下落率（58％／55％）／設定来リターン（+315％／+255％）／20年試算の年率差1％強／オルカン米国比率約63％／中国比率5％→半分／1900年頃の米国シェア15％／1989年日本32社／1966〜82の16年停滞／海外売上5割弱／外貨準備ドル6割弱／米国の人口増見通し／マーコウィッツの言葉（原典）</w:t>
-      </w:r>
-    </w:p>
-    <w:p>
-      <w:pPr>
-        <w:spacing w:after="60" w:line="300"/>
-      </w:pPr>
-      <w:r>
-        <w:rPr>
-          <w:b w:val="false"/>
-          <w:bCs w:val="false"/>
-        </w:rPr>
-        <w:t xml:space="preserve">注意：劇中の値動きはフィクション。ノーベル賞パートは「市場全体にいちばん近い」の近似表現のまま。特定のインフルエンサーを想起させる表現は入れない。</w:t>
+        <w:t xml:space="preserve">検算済み（劇中の仮定シナリオ）：月5万×10年＝元本600万・年5％で約776万／8年目時点の評価約590万（同じ経路の途中経過）／暴落▲35％で383万・損失確定約97万／持ち続け＋積立継続なら10年後約850万／底からの戻りほぼ倍</w:t>
+      </w:r>
+    </w:p>
+    <w:p>
+      <w:pPr>
+        <w:spacing w:after="60" w:line="300"/>
+      </w:pPr>
+      <w:r>
+        <w:rPr>
+          <w:b w:val="false"/>
+          <w:bCs w:val="false"/>
+        </w:rPr>
+        <w:t xml:space="preserve">要検算：自社株買い年約1兆ドル／EPS押し上げ年1〜2％／海外売上約4割（ハイテク5割超）／ベンチャー投資の約半分が米国／米人口3.4億→2050年3.8億／30年前の上位GE・エクソン・コカ・コーラ／暴落下落率58％・55％／設定来+315％・+255％／オルカン米国比率約63％／中国比率5％→半分／1900年頃の米国シェア15％／1989年日本32社／1966〜82の16年停滞／外貨準備ドル6割弱</w:t>
+      </w:r>
+    </w:p>
+    <w:p>
+      <w:pPr>
+        <w:spacing w:after="60" w:line="300"/>
+      </w:pPr>
+      <w:r>
+        <w:rPr>
+          <w:b w:val="false"/>
+          <w:bCs w:val="false"/>
+        </w:rPr>
+        <w:t xml:space="preserve">注意：劇中の値動きはフィクション。ノーベル賞パートは「市場全体にいちばん近い」の近似表現のまま。「押し上げられてきたと言われます」等の語尾を言い切りに直さない。特定のインフルエンサーを想起させる表現は入れない。</w:t>
       </w:r>
     </w:p>
     <w:sectPr>
